--- a/docs/policy-section-6-processes.docx
+++ b/docs/policy-section-6-processes.docx
@@ -2351,7 +2351,7 @@
                 <w:sz w:val="19"/>
                 <w:szCs w:val="19"/>
               </w:rPr>
-              <w:t xml:space="preserve">Срок действия подписки + 3 года (срок исковой давности, ст. 196 ГК РФ); сведения о платежах — 5 лет (процесс 6.21)</w:t>
+              <w:t xml:space="preserve">Срок действия подписки + 3 года (срок исковой давности, ст. 196 ГК РФ), затем ФИО и контакты стираются; сведения о платежах — 5 лет (процесс 6.21); неоплаченная заявка — 30 дней</w:t>
             </w:r>
           </w:p>
         </w:tc>
@@ -3540,7 +3540,7 @@
                 <w:sz w:val="19"/>
                 <w:szCs w:val="19"/>
               </w:rPr>
-              <w:t xml:space="preserve">3 года с покупки (ст. 196 ГК РФ); сведения о платежах — 5 лет</w:t>
+              <w:t xml:space="preserve">3 года с покупки (ст. 196 ГК РФ), затем ФИО и контакты стираются; сведения о платежах — 5 лет; неоплаченная заявка — 30 дней</w:t>
             </w:r>
           </w:p>
         </w:tc>
@@ -3731,7 +3731,7 @@
                 <w:sz w:val="19"/>
                 <w:szCs w:val="19"/>
               </w:rPr>
-              <w:t xml:space="preserve">Имя (только первое слово ФИО), оценка от 1 до 5, текст отзыва (необязателен), привязка к покупке, дата, решение о скрытии</w:t>
+              <w:t xml:space="preserve">Подпись под отзывом (имя, которое вы сами вписываете в поле «Как подписать отзыв»: только имя, без фамилии, можно псевдоним), оценка от 1 до 5, текст отзыва (необязателен), привязка к покупке, дата, время и редакция ваших согласий, решение о скрытии. Телефон, почта и фамилия не публикуются</w:t>
             </w:r>
           </w:p>
         </w:tc>
@@ -3822,7 +3822,30 @@
                 <w:sz w:val="19"/>
                 <w:szCs w:val="19"/>
               </w:rPr>
-              <w:t xml:space="preserve">Согласие на распространение персональных данных (ст. 10.1 152-ФЗ), которое даётся отдельной отметкой в форме отзыва</w:t>
+              <w:t xml:space="preserve">Согласие на распространение персональных данных (ст. 10.1 152-ФЗ): отдельный документ (</w:t>
+            </w:r>
+            <w:r>
+              <w:rPr>
+                <w:rFonts w:ascii="Consolas" w:hAnsi="Consolas" w:cs="Consolas"/>
+                <w:sz w:val="19"/>
+                <w:szCs w:val="19"/>
+              </w:rPr>
+              <w:t xml:space="preserve">/legal/consent-publication</w:t>
+            </w:r>
+            <w:r>
+              <w:rPr>
+                <w:sz w:val="19"/>
+                <w:szCs w:val="19"/>
+              </w:rPr>
+              <w:t xml:space="preserve">) и отдельная неотмеченная заранее галочка в форме отзыва, не объединённая с согласием на обработку; без неё отзыв отправить нельзя </w:t>
+            </w:r>
+            <w:r>
+              <w:rPr>
+                <w:b/>
+                <w:sz w:val="19"/>
+                <w:szCs w:val="19"/>
+              </w:rPr>
+              <w:t xml:space="preserve">[текст документа проверьте юрист]</w:t>
             </w:r>
           </w:p>
         </w:tc>
@@ -3936,7 +3959,22 @@
                 <w:sz w:val="19"/>
                 <w:szCs w:val="19"/>
               </w:rPr>
-              <w:t xml:space="preserve">Пока отзыв опубликован; до отзыва согласия (отзыв удаляется или скрывается по просьбе)</w:t>
+              <w:t xml:space="preserve">Пока отзыв опубликован; по требованию (письмо на адрес Оператора) отзыв снимается с сайта и удаляется (команда </w:t>
+            </w:r>
+            <w:r>
+              <w:rPr>
+                <w:rFonts w:ascii="Consolas" w:hAnsi="Consolas" w:cs="Consolas"/>
+                <w:sz w:val="19"/>
+                <w:szCs w:val="19"/>
+              </w:rPr>
+              <w:t xml:space="preserve">/forget</w:t>
+            </w:r>
+            <w:r>
+              <w:rPr>
+                <w:sz w:val="19"/>
+                <w:szCs w:val="19"/>
+              </w:rPr>
+              <w:t xml:space="preserve"> в боте)</w:t>
             </w:r>
           </w:p>
         </w:tc>
@@ -4698,7 +4736,7 @@
                 <w:sz w:val="19"/>
                 <w:szCs w:val="19"/>
               </w:rPr>
-              <w:t xml:space="preserve">До принятия решения по заявке, а при заключении договора — срок договора + 3 года; без договора — 2 года</w:t>
+              <w:t xml:space="preserve">2 года с последнего действия по заявке; заключённые договоры и закрывающие документы хранятся отдельно по срокам договора (вне сайта и бота)</w:t>
             </w:r>
           </w:p>
         </w:tc>
@@ -5094,7 +5132,15 @@
                 <w:sz w:val="19"/>
                 <w:szCs w:val="19"/>
               </w:rPr>
-              <w:t xml:space="preserve">До закрытия вакансии, но не более 1 года с отклика; до отзыва согласия</w:t>
+              <w:t xml:space="preserve">1 год с отклика; до отзыва согласия </w:t>
+            </w:r>
+            <w:r>
+              <w:rPr>
+                <w:b/>
+                <w:sz w:val="19"/>
+                <w:szCs w:val="19"/>
+              </w:rPr>
+              <w:t xml:space="preserve">[досрочное удаление при закрытии вакансии пока не автоматизировано]</w:t>
             </w:r>
           </w:p>
         </w:tc>
@@ -6252,7 +6298,7 @@
                 <w:sz w:val="19"/>
                 <w:szCs w:val="19"/>
               </w:rPr>
-              <w:t xml:space="preserve">Срок договора + 3 года; бухгалтерские документы — 5 лет</w:t>
+              <w:t xml:space="preserve">Закрытая сделка: 3 года, затем ФИО и контакты стираются; платёжные сведения — 5 лет; отказ — 2 года; сделки в работе не удаляются</w:t>
             </w:r>
           </w:p>
         </w:tc>
@@ -6367,7 +6413,7 @@
                 <w:sz w:val="19"/>
                 <w:szCs w:val="19"/>
               </w:rPr>
-              <w:t xml:space="preserve">Дать возможность составить резюме, вести профиль, избранное, отклики и переписку между соискателем и работодателем</w:t>
+              <w:t xml:space="preserve">Дать возможность составить резюме и вести профиль, избранное, отклики и переписку в демонстрационных кабинетах сайта (сейчас скрыты от посетителей)</w:t>
             </w:r>
           </w:p>
         </w:tc>
@@ -6405,7 +6451,7 @@
                 <w:sz w:val="19"/>
                 <w:szCs w:val="19"/>
               </w:rPr>
-              <w:t xml:space="preserve">Соискатели, представители работодателей, посетители сайта, пользующиеся кабинетами</w:t>
+              <w:t xml:space="preserve">Посетители сайта, пользующиеся конструктором резюме и кабинетами</w:t>
             </w:r>
           </w:p>
         </w:tc>
@@ -6443,7 +6489,22 @@
                 <w:sz w:val="19"/>
                 <w:szCs w:val="19"/>
               </w:rPr>
-              <w:t xml:space="preserve">Резюме (ФИО, желаемая должность, город, телефон, e-mail, Telegram, специализации, ожидаемая зарплата, места работы, образование, навыки, сведения «о себе»), избранные вакансии и мероприятия, результаты тестов, уведомления, переписка соискателя и работодателя, профиль компании, сотрудники команды, вакансии и отклики, копия заявок, отправленных из этого браузера</w:t>
+              <w:t xml:space="preserve">Всё, что вы вводите в конструкторе и кабинетах (резюме, избранное, результаты тестов, профиль компании и т. п.). </w:t>
+            </w:r>
+            <w:r>
+              <w:rPr>
+                <w:b/>
+                <w:sz w:val="19"/>
+                <w:szCs w:val="19"/>
+              </w:rPr>
+              <w:t xml:space="preserve">С 14.10.2026 эти данные хранятся только в вашем браузере (localStorage) и на сервер Оператора не отправляются</w:t>
+            </w:r>
+            <w:r>
+              <w:rPr>
+                <w:sz w:val="19"/>
+                <w:szCs w:val="19"/>
+              </w:rPr>
+              <w:t xml:space="preserve"> — Оператор их не получает и не обрабатывает, пока вы не отправите их сами через форму отклика, заявки или сообщение (тогда действуют процессы 6.3, 6.11–6.14)</w:t>
             </w:r>
           </w:p>
         </w:tc>
@@ -6519,7 +6580,7 @@
                 <w:sz w:val="19"/>
                 <w:szCs w:val="19"/>
               </w:rPr>
-              <w:t xml:space="preserve">Согласие</w:t>
+              <w:t xml:space="preserve">Не требуется, пока данные остаются на вашем устройстве; при отправке формы — согласие (галочка в форме)</w:t>
             </w:r>
           </w:p>
         </w:tc>
@@ -6557,15 +6618,7 @@
                 <w:sz w:val="19"/>
                 <w:szCs w:val="19"/>
               </w:rPr>
-              <w:t xml:space="preserve">Автоматизированная: данные хранятся в браузере (localStorage) и копируются на сервер Оператора. Сайт не использует cookie и вход по паролю в этих кабинетах не предусмотрен </w:t>
-            </w:r>
-            <w:r>
-              <w:rPr>
-                <w:b/>
-                <w:sz w:val="19"/>
-                <w:szCs w:val="19"/>
-              </w:rPr>
-              <w:t xml:space="preserve">[сейчас кабинеты демонстрационные — решение о публикации за вами]</w:t>
+              <w:t xml:space="preserve">Хранение в браузере на вашем устройстве; удаляется очисткой данных сайта в браузере. Сайт не использует cookie</w:t>
             </w:r>
           </w:p>
         </w:tc>
@@ -6603,7 +6656,7 @@
                 <w:sz w:val="19"/>
                 <w:szCs w:val="19"/>
               </w:rPr>
-              <w:t xml:space="preserve">Хостинг-провайдер; другим пользователям кабинетов — только то, что вы сами направляете (отклик, сообщение)</w:t>
+              <w:t xml:space="preserve">Никому, пока вы сами не отправите</w:t>
             </w:r>
           </w:p>
         </w:tc>
@@ -6641,7 +6694,7 @@
                 <w:sz w:val="19"/>
                 <w:szCs w:val="19"/>
               </w:rPr>
-              <w:t xml:space="preserve">Пока вы ведёте кабинет; до удаления данных вами или до отзыва согласия</w:t>
+              <w:t xml:space="preserve">На вашем устройстве, пока вы не очистите данные браузера</w:t>
             </w:r>
           </w:p>
         </w:tc>
@@ -7022,7 +7075,15 @@
                 <w:sz w:val="19"/>
                 <w:szCs w:val="19"/>
               </w:rPr>
-              <w:t xml:space="preserve">Срок участия в программе + 3 года</w:t>
+              <w:t xml:space="preserve">Срок участия в программе + 3 года </w:t>
+            </w:r>
+            <w:r>
+              <w:rPr>
+                <w:b/>
+                <w:sz w:val="19"/>
+                <w:szCs w:val="19"/>
+              </w:rPr>
+              <w:t xml:space="preserve">[срок вы определяете сами: удаление вручную в боте, автоматического нет]</w:t>
             </w:r>
           </w:p>
         </w:tc>
@@ -9228,7 +9289,15 @@
                 <w:sz w:val="19"/>
                 <w:szCs w:val="19"/>
               </w:rPr>
-              <w:t xml:space="preserve">Журнал действий — 1 год; резервные копии — не более 30 дней, затем удаляются</w:t>
+              <w:t xml:space="preserve">Журнал действий — 1 год (удаляется автоматически); резервные копии — </w:t>
+            </w:r>
+            <w:r>
+              <w:rPr>
+                <w:b/>
+                <w:sz w:val="19"/>
+                <w:szCs w:val="19"/>
+              </w:rPr>
+              <w:t xml:space="preserve">[срок решите вы: копии лежат в Telegram-чате администратора, бот не может надёжно удалять старые файлы в чате; либо поставить срок «пока администратор их не удалит, не более 30 дней» и чистить вручную, либо хранить копии на сервере с автоудалением]</w:t>
             </w:r>
           </w:p>
         </w:tc>
@@ -10678,7 +10747,7 @@
         <w:rPr>
           <w:b/>
         </w:rPr>
-        <w:t xml:space="preserve">Срочно</w:t>
+        <w:t xml:space="preserve">Сделано 14.10.2026</w:t>
       </w:r>
     </w:p>
     <w:p>
@@ -10688,27 +10757,37 @@
       </w:pPr>
       <w:r>
         <w:rPr/>
-        <w:t xml:space="preserve">1.  Закрыть публичный доступ к зеркалу данных кабинетов (</w:t>
+        <w:t xml:space="preserve">1.  ✅ Зеркало данных кабинетов закрыто: </w:t>
       </w:r>
       <w:r>
         <w:rPr>
           <w:rFonts w:ascii="Consolas" w:hAnsi="Consolas" w:cs="Consolas"/>
         </w:rPr>
-        <w:t xml:space="preserve">/api/store/sync</w:t>
+        <w:t xml:space="preserve">/api/store/*</w:t>
       </w:r>
       <w:r>
         <w:rPr/>
-        <w:t xml:space="preserve"> и </w:t>
+        <w:t xml:space="preserve"> отвечает 410, данные кабинетов остаются только в браузере. Старые копии с сервера перенесены в папку </w:t>
       </w:r>
       <w:r>
         <w:rPr>
           <w:rFonts w:ascii="Consolas" w:hAnsi="Consolas" w:cs="Consolas"/>
         </w:rPr>
-        <w:t xml:space="preserve">PUT /api/store/*</w:t>
+        <w:t xml:space="preserve">server/data/_archive-collections-ДАТА</w:t>
       </w:r>
       <w:r>
         <w:rPr/>
-        <w:t xml:space="preserve">), сейчас оно отдаёт данные любому (процесс 6.15 и раздел 6.3 карты ПДн).</w:t>
+        <w:t xml:space="preserve"> — </w:t>
+      </w:r>
+      <w:r>
+        <w:rPr>
+          <w:b/>
+        </w:rPr>
+        <w:t xml:space="preserve">посмотрите и удалите вручную</w:t>
+      </w:r>
+      <w:r>
+        <w:rPr/>
+        <w:t xml:space="preserve">.</w:t>
       </w:r>
     </w:p>
     <w:p>
@@ -10718,7 +10797,7 @@
       </w:pPr>
       <w:r>
         <w:rPr/>
-        <w:t xml:space="preserve">2.  Добавить на форму билета и остальные формы строку согласия со ссылкой на Политику и галочкой; записывать факт и время согласия вместе с заявкой.</w:t>
+        <w:t xml:space="preserve">2.  ✅ На всех формах, отправляющих данные, включая форму билета, — обязательная неотмеченная галочка согласия со ссылками на Согласие и Политику. Факт и время согласия пишутся в журнал согласий и в карточки подписки, покупки и билета; платёжные формы без согласия сервер отклоняет.</w:t>
       </w:r>
     </w:p>
     <w:p>
@@ -10728,7 +10807,67 @@
       </w:pPr>
       <w:r>
         <w:rPr/>
-        <w:t xml:space="preserve">3.  Форма отзыва: согласие на распространение (ст. 10.1) — отдельная отметка с перечнем публикуемых данных (имя, оценка, текст).</w:t>
+        <w:t xml:space="preserve">3.  ✅ Форма отзыва: отдельное согласие на распространение (ст. 10.1 152-ФЗ) с отдельной страницей </w:t>
+      </w:r>
+      <w:r>
+        <w:rPr>
+          <w:rFonts w:ascii="Consolas" w:hAnsi="Consolas" w:cs="Consolas"/>
+        </w:rPr>
+        <w:t xml:space="preserve">/legal/consent-publication</w:t>
+      </w:r>
+      <w:r>
+        <w:rPr/>
+        <w:t xml:space="preserve">, подпись под отзывом вписывается самим покупателем (раньше брали первое слово из ФИО, а это могла быть фамилия).</w:t>
+      </w:r>
+    </w:p>
+    <w:p>
+      <w:pPr>
+        <w:spacing w:after="60"/>
+        <w:ind w:left="420" w:hanging="260"/>
+      </w:pPr>
+      <w:r>
+        <w:rPr/>
+        <w:t xml:space="preserve">4.  ✅ Автоматические сроки хранения: ежедневная проверка, отчёт админу и удаление по кнопке (автоудаление — </w:t>
+      </w:r>
+      <w:r>
+        <w:rPr>
+          <w:rFonts w:ascii="Consolas" w:hAnsi="Consolas" w:cs="Consolas"/>
+        </w:rPr>
+        <w:t xml:space="preserve">RETENTION_AUTO=1</w:t>
+      </w:r>
+      <w:r>
+        <w:rPr/>
+        <w:t xml:space="preserve">); таблица сроков — </w:t>
+      </w:r>
+      <w:r>
+        <w:rPr>
+          <w:rFonts w:ascii="Consolas" w:hAnsi="Consolas" w:cs="Consolas"/>
+        </w:rPr>
+        <w:t xml:space="preserve">docs/personal-data-map.md</w:t>
+      </w:r>
+      <w:r>
+        <w:rPr/>
+        <w:t xml:space="preserve">, раздел 7.</w:t>
+      </w:r>
+    </w:p>
+    <w:p>
+      <w:pPr>
+        <w:spacing w:after="60"/>
+        <w:ind w:left="420" w:hanging="260"/>
+      </w:pPr>
+      <w:r>
+        <w:rPr/>
+        <w:t xml:space="preserve">5.  ✅ Удаление и обезличивание по запросу: команда </w:t>
+      </w:r>
+      <w:r>
+        <w:rPr>
+          <w:rFonts w:ascii="Consolas" w:hAnsi="Consolas" w:cs="Consolas"/>
+        </w:rPr>
+        <w:t xml:space="preserve">/forget</w:t>
+      </w:r>
+      <w:r>
+        <w:rPr/>
+        <w:t xml:space="preserve"> в боте (пользователь бота, подписка, покупка, билет, заявки, резерв, отклик, консультация, сделка, отзывы, журналы).</w:t>
       </w:r>
     </w:p>
     <w:p>
@@ -10739,7 +10878,7 @@
         <w:rPr>
           <w:b/>
         </w:rPr>
-        <w:t xml:space="preserve">Сроки и удаление</w:t>
+        <w:t xml:space="preserve">Остаётся (нужно ваше решение или работа вне кода)</w:t>
       </w:r>
     </w:p>
     <w:p>
@@ -10749,27 +10888,7 @@
       </w:pPr>
       <w:r>
         <w:rPr/>
-        <w:t xml:space="preserve">4.  Автоматические сроки хранения из блоков 6.1–6.23 (сейчас всё хранится бессрочно).</w:t>
-      </w:r>
-    </w:p>
-    <w:p>
-      <w:pPr>
-        <w:spacing w:after="60"/>
-        <w:ind w:left="420" w:hanging="260"/>
-      </w:pPr>
-      <w:r>
-        <w:rPr/>
-        <w:t xml:space="preserve">5.  Удаление и обезличивание по запросу субъекта (пользователь бота, подписка, покупка, регистрация, отклик, консультация, сделка).</w:t>
-      </w:r>
-    </w:p>
-    <w:p>
-      <w:pPr>
-        <w:spacing w:after="60"/>
-        <w:ind w:left="420" w:hanging="260"/>
-      </w:pPr>
-      <w:r>
-        <w:rPr/>
-        <w:t xml:space="preserve">6.  Ротация резервных копий (не более 30 дней) и сжатие журналов сервера.</w:t>
+        <w:t xml:space="preserve">6.  Копии: бот присылает ежедневную копию всей базы в Telegram-чат; удалять оттуда старые файлы надо вручную. Срок «не более 30 дней» из 6.22 сейчас ничем не обеспечен — выберите формулировку (см. 6.22) или перенесите копии на сервер.</w:t>
       </w:r>
     </w:p>
     <w:p>
@@ -10789,7 +10908,27 @@
       </w:pPr>
       <w:r>
         <w:rPr/>
-        <w:t xml:space="preserve">8.  Возможность оспорить автоматическое исключение из чата (6.5): сейчас описана письмом на info@.</w:t>
+        <w:t xml:space="preserve">8.  Возможность оспорить автоматическое исключение из чата (6.5): сейчас письмом на info@.</w:t>
+      </w:r>
+    </w:p>
+    <w:p>
+      <w:pPr>
+        <w:spacing w:after="60"/>
+        <w:ind w:left="420" w:hanging="260"/>
+      </w:pPr>
+      <w:r>
+        <w:rPr/>
+        <w:t xml:space="preserve">9.  Проверить юристом тексты Согласия и Согласия на распространение, адрес для обращений (в Политике и Согласии указаны разные почты).</w:t>
+      </w:r>
+    </w:p>
+    <w:p>
+      <w:pPr>
+        <w:spacing w:after="60"/>
+        <w:ind w:left="420" w:hanging="260"/>
+      </w:pPr>
+      <w:r>
+        <w:rPr/>
+        <w:t xml:space="preserve">10.  Хостинг: убедиться в панели Timeweb, что сервер находится в РФ. Адреса 201.x обычно выданы региональному регистратору LACNIC (Латинская Америка), а не российским диапазонам Timeweb; проверить это отсюда я не смог — возможно, опечатка или адрес-образец в переписке, но сверьте IP в панели (ч. 5 ст. 18 152-ФЗ требует хранить данные россиян в РФ).</w:t>
       </w:r>
     </w:p>
     <w:p>

--- a/docs/policy-section-6-processes.docx
+++ b/docs/policy-section-6-processes.docx
@@ -1399,7 +1399,7 @@
                 <w:sz w:val="19"/>
                 <w:szCs w:val="19"/>
               </w:rPr>
-              <w:t xml:space="preserve">Идентификатор Telegram, имя, @username, факт и время согласия или отказа; при рассылке на почту — адрес электронной почты, если пользователь его указал</w:t>
+              <w:t xml:space="preserve">Идентификатор Telegram, имя, @username, факт и время согласия или отказа; адрес электронной почты, если человек указал его в форме на сайте; отметка «согласен на рекламу» из формы сайта (записывается вместе с редакцией текста согласия, отдельно от согласия на обработку)</w:t>
             </w:r>
           </w:p>
         </w:tc>
@@ -1475,7 +1475,30 @@
                 <w:sz w:val="19"/>
                 <w:szCs w:val="19"/>
               </w:rPr>
-              <w:t xml:space="preserve">Отдельное согласие (п. 1 ч. 1 ст. 6 152-ФЗ; ст. 18 Федерального закона «О рекламе»); отказаться можно в любой момент в настройках бота или письмом Оператору</w:t>
+              <w:t xml:space="preserve">Отдельное согласие (п. 1 ч. 1 ст. 6 152-ФЗ; ст. 18 Федерального закона «О рекламе»): в формах сайта — отдельная необязательная галочка, не отмеченная заранее, со ссылкой на </w:t>
+            </w:r>
+            <w:r>
+              <w:rPr>
+                <w:rFonts w:ascii="Consolas" w:hAnsi="Consolas" w:cs="Consolas"/>
+                <w:sz w:val="19"/>
+                <w:szCs w:val="19"/>
+              </w:rPr>
+              <w:t xml:space="preserve">/legal/marketing-consent</w:t>
+            </w:r>
+            <w:r>
+              <w:rPr>
+                <w:sz w:val="19"/>
+                <w:szCs w:val="19"/>
+              </w:rPr>
+              <w:t xml:space="preserve">; в боте — кнопка. Отказаться можно в любой момент в настройках бота или письмом Оператору </w:t>
+            </w:r>
+            <w:r>
+              <w:rPr>
+                <w:b/>
+                <w:sz w:val="19"/>
+                <w:szCs w:val="19"/>
+              </w:rPr>
+              <w:t xml:space="preserve">[сейчас согласия с сайта только записываются в журнал, автоматической рассылки по ним и отписки по ссылке нет: список адресов для рассылки собираете вы из журнала]</w:t>
             </w:r>
           </w:p>
         </w:tc>
@@ -10797,7 +10820,17 @@
       </w:pPr>
       <w:r>
         <w:rPr/>
-        <w:t xml:space="preserve">2.  ✅ На всех формах, отправляющих данные, включая форму билета, — обязательная неотмеченная галочка согласия со ссылками на Согласие и Политику. Факт и время согласия пишутся в журнал согласий и в карточки подписки, покупки и билета; платёжные формы без согласия сервер отклоняет.</w:t>
+        <w:t xml:space="preserve">2.  ✅ На всех формах, отправляющих данные, включая форму билета, — три отдельные неотмеченные галочки: ознакомление с Политикой (обязательна), согласие на обработку (обязательна), согласие на рекламные и информационные сообщения (по желанию, отдельная страница </w:t>
+      </w:r>
+      <w:r>
+        <w:rPr>
+          <w:rFonts w:ascii="Consolas" w:hAnsi="Consolas" w:cs="Consolas"/>
+        </w:rPr>
+        <w:t xml:space="preserve">/legal/marketing-consent</w:t>
+      </w:r>
+      <w:r>
+        <w:rPr/>
+        <w:t xml:space="preserve">). Факт и время согласия пишутся в журнал согласий и в карточки подписки, покупки и билета; платёжные формы без двух обязательных галочек сервер отклоняет; выбор по рекламе пишется и как «да», и как «нет».</w:t>
       </w:r>
     </w:p>
     <w:p>

--- a/docs/policy-section-6-processes.docx
+++ b/docs/policy-section-6-processes.docx
@@ -845,7 +845,7 @@
       </w:pPr>
       <w:r>
         <w:rPr/>
-        <w:t xml:space="preserve">6.1. Работа Telegram-бота @LegalcareeristBot: идентификация пользователя и предоставление функций бота</w:t>
+        <w:t xml:space="preserve">6.1. Работа Telegram-бота @legalcareerist_bot: идентификация пользователя и предоставление функций бота</w:t>
       </w:r>
     </w:p>
     <w:tbl>
@@ -11141,7 +11141,22 @@
                 <w:sz w:val="19"/>
                 <w:szCs w:val="19"/>
               </w:rPr>
-              <w:t xml:space="preserve">Ссылка </w:t>
+              <w:t xml:space="preserve">Политику надо опубликовать и на сайте (</w:t>
+            </w:r>
+            <w:r>
+              <w:rPr>
+                <w:rFonts w:ascii="Consolas" w:hAnsi="Consolas" w:cs="Consolas"/>
+                <w:sz w:val="19"/>
+                <w:szCs w:val="19"/>
+              </w:rPr>
+              <w:t xml:space="preserve">legalcareerist.ru/legal/privacy</w:t>
+            </w:r>
+            <w:r>
+              <w:rPr>
+                <w:sz w:val="19"/>
+                <w:szCs w:val="19"/>
+              </w:rPr>
+              <w:t xml:space="preserve">), как требует ч. 2 ст. 18.1 152-ФЗ; бот сайт не заменяет. Ссылка на бота </w:t>
             </w:r>
             <w:r>
               <w:rPr>
@@ -11156,22 +11171,7 @@
                 <w:sz w:val="19"/>
                 <w:szCs w:val="19"/>
               </w:rPr>
-              <w:t xml:space="preserve"> ведёт на другой адрес: настоящий бот — </w:t>
-            </w:r>
-            <w:r>
-              <w:rPr>
-                <w:b/>
-                <w:sz w:val="19"/>
-                <w:szCs w:val="19"/>
-              </w:rPr>
-              <w:t xml:space="preserve">t.me/LegalcareeristBot</w:t>
-            </w:r>
-            <w:r>
-              <w:rPr>
-                <w:sz w:val="19"/>
-                <w:szCs w:val="19"/>
-              </w:rPr>
-              <w:t xml:space="preserve"> (без подчёркивания)</w:t>
+              <w:t xml:space="preserve"> верна (с 14.10.2026 сайт и сервер работают от имени этого бота)</w:t>
             </w:r>
           </w:p>
         </w:tc>
@@ -11188,22 +11188,7 @@
                 <w:sz w:val="19"/>
                 <w:szCs w:val="19"/>
               </w:rPr>
-              <w:t xml:space="preserve">Исправить ссылку; опубликовать Политику на сайте (</w:t>
-            </w:r>
-            <w:r>
-              <w:rPr>
-                <w:rFonts w:ascii="Consolas" w:hAnsi="Consolas" w:cs="Consolas"/>
-                <w:sz w:val="19"/>
-                <w:szCs w:val="19"/>
-              </w:rPr>
-              <w:t xml:space="preserve">legalcareerist.ru/legal/privacy</w:t>
-            </w:r>
-            <w:r>
-              <w:rPr>
-                <w:sz w:val="19"/>
-                <w:szCs w:val="19"/>
-              </w:rPr>
-              <w:t xml:space="preserve">), как требует ч. 2 ст. 18.1 152-ФЗ; бот сайт не заменяет</w:t>
+              <w:t xml:space="preserve">Опубликовать Политику на сайте</w:t>
             </w:r>
           </w:p>
         </w:tc>
